--- a/Законы/Законопроекты/ACT. 002 — Ордера, неприкосновенность, Сенат.docx
+++ b/Законы/Законопроекты/ACT. 002 — Ордера, неприкосновенность, Сенат.docx
@@ -3426,7 +3426,7 @@
                 <w:szCs w:val="24"/>
                 <w:shd w:val="clear" w:color="auto" w:fill="D9EAD3"/>
               </w:rPr>
-              <w:t xml:space="preserve">Обыск неприкосновенного лица и его транспортного средства до выдачи ордера AS ограничивается первичным обыском в целях изъятия оружия и предметов, представляющих опасность.</w:t>
+              <w:t xml:space="preserve">Обыск неприкосновенного лица и его транспортного средства до выдачи ордера AS ограничивается первичным обыском в целях изъятия оружия и предметов, представляющих опасность, который производится сотрудником LSPD, LSCSD или FIB; сотрудники USSS изъятие не производят (часть 8 статьи 17.3 Процессуального кодекса штата San-Andreas).</w:t>
             </w:r>
           </w:p>
         </w:tc>

--- a/Законы/Законопроекты/ACT. 002 — Ордера, неприкосновенность, Сенат.docx
+++ b/Законы/Законопроекты/ACT. 002 — Ордера, неприкосновенность, Сенат.docx
@@ -5267,7 +5267,7 @@
                 <w:szCs w:val="24"/>
                 <w:shd w:val="clear" w:color="auto" w:fill="D9EAD3"/>
               </w:rPr>
-              <w:t xml:space="preserve">ч. 4. Принадлежность лица к Сенату подтверждается удостоверением сенатора либо сведениями об актуальном составе Сената, опубликованными Спикером Сената на официальном интернет-портале; для представителей политических партий — также сведениями, размещёнными в порядке статьи 5 настоящего Закона.</w:t>
+              <w:t xml:space="preserve">ч. 4. Принадлежность лица к Сенату подтверждается удостоверением сенатора либо сведениями об актуальном составе Сената, опубликованными в Едином реестре штата Сан-Андреас.</w:t>
             </w:r>
           </w:p>
           <w:p>
